--- a/Cluster_Optimization_Models/optimization_layer_report.docx
+++ b/Cluster_Optimization_Models/optimization_layer_report.docx
@@ -282,7 +282,7 @@
         <w:spacing w:after="120"/>
       </w:pPr>
       <w:r>
-        <w:t>Both models grow intractably at production scale. The iterative strategy decomposes each problem into a sequence of smaller subproblems. This follows the decomposition framework of Pandey and Patil (2022), who partition large-scale network problems into independent subnetworks and demonstrate computational savings of 15 to 68 percent over centralized solving. The same principle applies here: solve many small tractable instances rather than one large intractable one.</w:t>
+        <w:t>Both models grow intractably at production scale. The iterative strategy decomposes each problem into a sequence of smaller subproblems. This is a matheuristic in the sense of Maniezzo, Boschetti, and Stuetzle (2021): a heuristic built around an exact mathematical-programming core, derived from the classical divide-and-conquer decomposition principle in which a hard problem is split into smaller problems whose solutions are recomposed into a solution to the original. The applied precedent is Pandey and Patil (2022), who partition large-scale network problems into independent subnetworks and demonstrate computational savings of 15 to 68 percent over centralized solving. The same principle applies here: solve many small tractable instances rather than one large intractable one.</w:t>
       </w:r>
     </w:p>
     <w:p>
@@ -3110,7 +3110,7 @@
         <w:spacing w:after="120"/>
       </w:pPr>
       <w:r>
-        <w:t>The iterative strategy is a problem decomposition approach. Pandey and Patil (2022) define a decomposition heuristic as one that partitions a large problem into subproblems solved independently, with the solution assembled from subproblem results. Their DSTAP-Heuristic partitions a road network into geographically separate subnetworks and achieves 15 to 68 percent computational savings over centralized optimization. The same principle applies here: the real-time batch-MILP partitions the J * N assignment problem into smaller windows solved to integer optimality, and the plan-ahead FFD loop partitions the tenant population into windows processed sequentially.</w:t>
+        <w:t>The iterative strategy is a problem decomposition approach. Maniezzo, Boschetti, and Stuetzle (2021) describe this class of methods as matheuristics derived from decomposition: an exact solver is applied repeatedly to tractable subproblems within a heuristic master loop, following the same divide-and-conquer logic that underlies Dantzig-Wolfe, Lagrangian, and Benders decomposition. Pandey and Patil (2022) give an applied instance of the idea: their DSTAP-Heuristic partitions a road network into geographically separate subnetworks and achieves 15 to 68 percent computational savings over centralized optimization. The same principle applies here: the real-time batch-MILP partitions the J * N assignment problem into smaller windows solved to integer optimality, and the plan-ahead FFD loop partitions the tenant population into windows processed sequentially.</w:t>
       </w:r>
     </w:p>
     <w:p>
@@ -3280,7 +3280,7 @@
         <w:pStyle w:val="ListBullet"/>
       </w:pPr>
       <w:r>
-        <w:t>Benders decomposition for the MISOCP. Decompose the plan-ahead into a master problem (machine activation) and per-period subproblems. This retains Gurobi optimality guarantees while scaling beyond T=1000 tenants.</w:t>
+        <w:t>Benders decomposition for the MISOCP. Following Maniezzo, Boschetti, and Stuetzle (2021), decompose the plan-ahead into a master problem (machine activation) and per-period subproblems, adding Benders cuts until the bound closes. This retains Gurobi optimality guarantees while scaling beyond T=1000 tenants.</w:t>
       </w:r>
     </w:p>
     <w:p>
@@ -3342,6 +3342,14 @@
       </w:pPr>
       <w:r>
         <w:t>Shi, Y., and Yu, H. (2024). Fairness-Aware Job Scheduling for Multi-Job Federated Learning. arXiv:2401.02740v3. Nanyang Technological University / Alibaba Group.</w:t>
+      </w:r>
+    </w:p>
+    <w:p>
+      <w:pPr>
+        <w:pStyle w:val="ListBullet"/>
+      </w:pPr>
+      <w:r>
+        <w:t>Maniezzo, V., Boschetti, M. A., and Stuetzle, T. (2021). Decomposition based heuristics (Chapter 7). In Matheuristics: Algorithms and Implementations. EURO Advanced Tutorials on Operational Research. Springer, Cham. https://doi.org/10.1007/978-3-030-70277-9</w:t>
       </w:r>
     </w:p>
     <w:p>
